--- a/Fire Force.pdf.docx
+++ b/Fire Force.pdf.docx
@@ -22,8 +22,16 @@
         <w:rPr>
           <w:color w:val="EE0000"/>
         </w:rPr>
-        <w:t xml:space="preserve"> Force</w:t>
-      </w:r>
+        <w:t xml:space="preserve"> </w:t>
+      </w:r>
+      <w:proofErr w:type="spellStart"/>
+      <w:r>
+        <w:rPr>
+          <w:color w:val="EE0000"/>
+        </w:rPr>
+        <w:t>Source</w:t>
+      </w:r>
+      <w:proofErr w:type="spellEnd"/>
     </w:p>
     <w:p>
       <w:pPr>
@@ -103,10 +111,7 @@
         </w:numPr>
       </w:pPr>
       <w:r>
-        <w:t>Carvão – 70%</w:t>
-      </w:r>
-      <w:r>
-        <w:t xml:space="preserve"> vida</w:t>
+        <w:t>Carvão – 70% vida</w:t>
       </w:r>
     </w:p>
     <w:p>
@@ -118,10 +123,7 @@
         </w:numPr>
       </w:pPr>
       <w:r>
-        <w:t>Tronco – 50%</w:t>
-      </w:r>
-      <w:r>
-        <w:t xml:space="preserve"> vida</w:t>
+        <w:t>Tronco – 50% vida</w:t>
       </w:r>
     </w:p>
     <w:p>
@@ -133,10 +135,7 @@
         </w:numPr>
       </w:pPr>
       <w:r>
-        <w:t>Folha – 30%</w:t>
-      </w:r>
-      <w:r>
-        <w:t xml:space="preserve"> vida </w:t>
+        <w:t xml:space="preserve">Folha – 30% vida </w:t>
       </w:r>
     </w:p>
     <w:p>
@@ -170,6 +169,63 @@
         </w:numPr>
       </w:pPr>
       <w:r>
+        <w:drawing>
+          <wp:anchor distT="0" distB="0" distL="114300" distR="114300" simplePos="0" relativeHeight="251659264" behindDoc="0" locked="0" layoutInCell="1" allowOverlap="1" wp14:anchorId="43CF998F" wp14:editId="3C6F10AF">
+            <wp:simplePos x="0" y="0"/>
+            <wp:positionH relativeFrom="column">
+              <wp:posOffset>1205865</wp:posOffset>
+            </wp:positionH>
+            <wp:positionV relativeFrom="paragraph">
+              <wp:posOffset>226695</wp:posOffset>
+            </wp:positionV>
+            <wp:extent cx="2259330" cy="1609725"/>
+            <wp:effectExtent l="0" t="0" r="7620" b="9525"/>
+            <wp:wrapTopAndBottom/>
+            <wp:docPr id="1697363393" name="Imagem 1"/>
+            <wp:cNvGraphicFramePr>
+              <a:graphicFrameLocks xmlns:a="http://schemas.openxmlformats.org/drawingml/2006/main" noChangeAspect="1"/>
+            </wp:cNvGraphicFramePr>
+            <a:graphic xmlns:a="http://schemas.openxmlformats.org/drawingml/2006/main">
+              <a:graphicData uri="http://schemas.openxmlformats.org/drawingml/2006/picture">
+                <pic:pic xmlns:pic="http://schemas.openxmlformats.org/drawingml/2006/picture">
+                  <pic:nvPicPr>
+                    <pic:cNvPr id="1697363393" name=""/>
+                    <pic:cNvPicPr/>
+                  </pic:nvPicPr>
+                  <pic:blipFill>
+                    <a:blip r:embed="rId5" cstate="print">
+                      <a:extLst>
+                        <a:ext uri="{28A0092B-C50C-407E-A947-70E740481C1C}">
+                          <a14:useLocalDpi xmlns:a14="http://schemas.microsoft.com/office/drawing/2010/main" val="0"/>
+                        </a:ext>
+                      </a:extLst>
+                    </a:blip>
+                    <a:stretch>
+                      <a:fillRect/>
+                    </a:stretch>
+                  </pic:blipFill>
+                  <pic:spPr>
+                    <a:xfrm>
+                      <a:off x="0" y="0"/>
+                      <a:ext cx="2259330" cy="1609725"/>
+                    </a:xfrm>
+                    <a:prstGeom prst="rect">
+                      <a:avLst/>
+                    </a:prstGeom>
+                  </pic:spPr>
+                </pic:pic>
+              </a:graphicData>
+            </a:graphic>
+            <wp14:sizeRelH relativeFrom="margin">
+              <wp14:pctWidth>0</wp14:pctWidth>
+            </wp14:sizeRelH>
+            <wp14:sizeRelV relativeFrom="margin">
+              <wp14:pctHeight>0</wp14:pctHeight>
+            </wp14:sizeRelV>
+          </wp:anchor>
+        </w:drawing>
+      </w:r>
+      <w:r>
         <w:t xml:space="preserve">Fogos Circulares a volta do </w:t>
       </w:r>
       <w:proofErr w:type="spellStart"/>
@@ -187,6 +243,60 @@
         </w:numPr>
       </w:pPr>
       <w:r>
+        <w:rPr>
+          <w:noProof/>
+        </w:rPr>
+        <w:drawing>
+          <wp:anchor distT="0" distB="0" distL="114300" distR="114300" simplePos="0" relativeHeight="251660288" behindDoc="0" locked="0" layoutInCell="1" allowOverlap="1" wp14:anchorId="7D642B73" wp14:editId="7EAC33C7">
+            <wp:simplePos x="0" y="0"/>
+            <wp:positionH relativeFrom="column">
+              <wp:posOffset>1196340</wp:posOffset>
+            </wp:positionH>
+            <wp:positionV relativeFrom="paragraph">
+              <wp:posOffset>1859915</wp:posOffset>
+            </wp:positionV>
+            <wp:extent cx="2361565" cy="1688974"/>
+            <wp:effectExtent l="0" t="0" r="635" b="6985"/>
+            <wp:wrapTopAndBottom/>
+            <wp:docPr id="239797793" name="Imagem 1"/>
+            <wp:cNvGraphicFramePr>
+              <a:graphicFrameLocks xmlns:a="http://schemas.openxmlformats.org/drawingml/2006/main" noChangeAspect="1"/>
+            </wp:cNvGraphicFramePr>
+            <a:graphic xmlns:a="http://schemas.openxmlformats.org/drawingml/2006/main">
+              <a:graphicData uri="http://schemas.openxmlformats.org/drawingml/2006/picture">
+                <pic:pic xmlns:pic="http://schemas.openxmlformats.org/drawingml/2006/picture">
+                  <pic:nvPicPr>
+                    <pic:cNvPr id="239797793" name=""/>
+                    <pic:cNvPicPr/>
+                  </pic:nvPicPr>
+                  <pic:blipFill>
+                    <a:blip r:embed="rId6" cstate="print">
+                      <a:extLst>
+                        <a:ext uri="{28A0092B-C50C-407E-A947-70E740481C1C}">
+                          <a14:useLocalDpi xmlns:a14="http://schemas.microsoft.com/office/drawing/2010/main" val="0"/>
+                        </a:ext>
+                      </a:extLst>
+                    </a:blip>
+                    <a:stretch>
+                      <a:fillRect/>
+                    </a:stretch>
+                  </pic:blipFill>
+                  <pic:spPr>
+                    <a:xfrm>
+                      <a:off x="0" y="0"/>
+                      <a:ext cx="2361565" cy="1688974"/>
+                    </a:xfrm>
+                    <a:prstGeom prst="rect">
+                      <a:avLst/>
+                    </a:prstGeom>
+                  </pic:spPr>
+                </pic:pic>
+              </a:graphicData>
+            </a:graphic>
+          </wp:anchor>
+        </w:drawing>
+      </w:r>
+      <w:r>
         <w:t xml:space="preserve">Pequenas Explosões </w:t>
       </w:r>
     </w:p>
@@ -199,7 +309,109 @@
         </w:numPr>
       </w:pPr>
       <w:r>
-        <w:t>Tiros Ricocheteiam entre inimigos</w:t>
+        <w:t xml:space="preserve">Tiros </w:t>
+      </w:r>
+      <w:r>
+        <w:t>De Fogo</w:t>
+      </w:r>
+    </w:p>
+    <w:p>
+      <w:pPr>
+        <w:pStyle w:val="PargrafodaLista"/>
+        <w:numPr>
+          <w:ilvl w:val="2"/>
+          <w:numId w:val="1"/>
+        </w:numPr>
+      </w:pPr>
+      <w:r>
+        <w:drawing>
+          <wp:anchor distT="0" distB="0" distL="114300" distR="114300" simplePos="0" relativeHeight="251661312" behindDoc="0" locked="0" layoutInCell="1" allowOverlap="1" wp14:anchorId="56763F12" wp14:editId="1704741D">
+            <wp:simplePos x="0" y="0"/>
+            <wp:positionH relativeFrom="column">
+              <wp:posOffset>1165860</wp:posOffset>
+            </wp:positionH>
+            <wp:positionV relativeFrom="paragraph">
+              <wp:posOffset>210185</wp:posOffset>
+            </wp:positionV>
+            <wp:extent cx="2237740" cy="1595120"/>
+            <wp:effectExtent l="0" t="0" r="0" b="5080"/>
+            <wp:wrapTopAndBottom/>
+            <wp:docPr id="1640514404" name="Imagem 1"/>
+            <wp:cNvGraphicFramePr>
+              <a:graphicFrameLocks xmlns:a="http://schemas.openxmlformats.org/drawingml/2006/main" noChangeAspect="1"/>
+            </wp:cNvGraphicFramePr>
+            <a:graphic xmlns:a="http://schemas.openxmlformats.org/drawingml/2006/main">
+              <a:graphicData uri="http://schemas.openxmlformats.org/drawingml/2006/picture">
+                <pic:pic xmlns:pic="http://schemas.openxmlformats.org/drawingml/2006/picture">
+                  <pic:nvPicPr>
+                    <pic:cNvPr id="1640514404" name=""/>
+                    <pic:cNvPicPr/>
+                  </pic:nvPicPr>
+                  <pic:blipFill>
+                    <a:blip r:embed="rId7" cstate="print">
+                      <a:extLst>
+                        <a:ext uri="{28A0092B-C50C-407E-A947-70E740481C1C}">
+                          <a14:useLocalDpi xmlns:a14="http://schemas.microsoft.com/office/drawing/2010/main" val="0"/>
+                        </a:ext>
+                      </a:extLst>
+                    </a:blip>
+                    <a:stretch>
+                      <a:fillRect/>
+                    </a:stretch>
+                  </pic:blipFill>
+                  <pic:spPr>
+                    <a:xfrm>
+                      <a:off x="0" y="0"/>
+                      <a:ext cx="2237740" cy="1595120"/>
+                    </a:xfrm>
+                    <a:prstGeom prst="rect">
+                      <a:avLst/>
+                    </a:prstGeom>
+                  </pic:spPr>
+                </pic:pic>
+              </a:graphicData>
+            </a:graphic>
+            <wp14:sizeRelH relativeFrom="margin">
+              <wp14:pctWidth>0</wp14:pctWidth>
+            </wp14:sizeRelH>
+            <wp14:sizeRelV relativeFrom="margin">
+              <wp14:pctHeight>0</wp14:pctHeight>
+            </wp14:sizeRelV>
+          </wp:anchor>
+        </w:drawing>
+      </w:r>
+      <w:r>
+        <w:t>Lança Chamas</w:t>
+      </w:r>
+    </w:p>
+    <w:p>
+      <w:pPr>
+        <w:pStyle w:val="PargrafodaLista"/>
+        <w:numPr>
+          <w:ilvl w:val="2"/>
+          <w:numId w:val="1"/>
+        </w:numPr>
+      </w:pPr>
+      <w:r>
+        <w:t>Ataque de perto</w:t>
+      </w:r>
+    </w:p>
+    <w:p>
+      <w:pPr>
+        <w:pStyle w:val="PargrafodaLista"/>
+        <w:numPr>
+          <w:ilvl w:val="2"/>
+          <w:numId w:val="1"/>
+        </w:numPr>
+      </w:pPr>
+      <w:proofErr w:type="spellStart"/>
+      <w:r>
+        <w:lastRenderedPageBreak/>
+        <w:t>Area</w:t>
+      </w:r>
+      <w:proofErr w:type="spellEnd"/>
+      <w:r>
+        <w:t xml:space="preserve"> de recuperação de vida – Quando mata um inimigo numa área perto recupera vida</w:t>
       </w:r>
     </w:p>
     <w:p>
@@ -210,6 +422,30 @@
           <w:numId w:val="1"/>
         </w:numPr>
       </w:pPr>
+      <w:r>
+        <w:t>Cada Carta Vai ate ao nível 5</w:t>
+      </w:r>
+    </w:p>
+    <w:p>
+      <w:pPr>
+        <w:pStyle w:val="PargrafodaLista"/>
+        <w:numPr>
+          <w:ilvl w:val="0"/>
+          <w:numId w:val="1"/>
+        </w:numPr>
+      </w:pPr>
+      <w:r>
+        <w:t xml:space="preserve">Assim que escolher 3 Poderes diferentes só pode aparecer nos baús poderes já escolhidos </w:t>
+      </w:r>
+    </w:p>
+    <w:p>
+      <w:pPr>
+        <w:pStyle w:val="PargrafodaLista"/>
+        <w:numPr>
+          <w:ilvl w:val="0"/>
+          <w:numId w:val="1"/>
+        </w:numPr>
+      </w:pPr>
       <w:proofErr w:type="spellStart"/>
       <w:r>
         <w:t>Power</w:t>
@@ -224,7 +460,18 @@
       </w:r>
       <w:proofErr w:type="spellEnd"/>
       <w:r>
-        <w:t xml:space="preserve"> – Dano ou Vida</w:t>
+        <w:t xml:space="preserve"> </w:t>
+      </w:r>
+      <w:r>
+        <w:t xml:space="preserve">de </w:t>
+      </w:r>
+      <w:proofErr w:type="spellStart"/>
+      <w:r>
+        <w:t>stats</w:t>
+      </w:r>
+      <w:proofErr w:type="spellEnd"/>
+      <w:r>
+        <w:t>– Dano ou Vida</w:t>
       </w:r>
     </w:p>
     <w:p>
@@ -271,13 +518,161 @@
           <w:noProof/>
         </w:rPr>
         <w:drawing>
-          <wp:anchor distT="0" distB="0" distL="114300" distR="114300" simplePos="0" relativeHeight="251658240" behindDoc="1" locked="0" layoutInCell="1" allowOverlap="1" wp14:anchorId="4528D626" wp14:editId="0A2FF471">
+          <wp:inline distT="0" distB="0" distL="0" distR="0" wp14:anchorId="711C1E5B" wp14:editId="2214F37F">
+            <wp:extent cx="1835150" cy="2485390"/>
+            <wp:effectExtent l="0" t="0" r="0" b="0"/>
+            <wp:docPr id="1936566268" name="Imagem 1" descr="Coluna com fogo | Vetor Premium"/>
+            <wp:cNvGraphicFramePr>
+              <a:graphicFrameLocks xmlns:a="http://schemas.openxmlformats.org/drawingml/2006/main" noChangeAspect="1"/>
+            </wp:cNvGraphicFramePr>
+            <a:graphic xmlns:a="http://schemas.openxmlformats.org/drawingml/2006/main">
+              <a:graphicData uri="http://schemas.openxmlformats.org/drawingml/2006/picture">
+                <pic:pic xmlns:pic="http://schemas.openxmlformats.org/drawingml/2006/picture">
+                  <pic:nvPicPr>
+                    <pic:cNvPr id="0" name="Picture 1" descr="Coluna com fogo | Vetor Premium"/>
+                    <pic:cNvPicPr>
+                      <a:picLocks noChangeAspect="1" noChangeArrowheads="1"/>
+                    </pic:cNvPicPr>
+                  </pic:nvPicPr>
+                  <pic:blipFill>
+                    <a:blip r:embed="rId8">
+                      <a:extLst>
+                        <a:ext uri="{28A0092B-C50C-407E-A947-70E740481C1C}">
+                          <a14:useLocalDpi xmlns:a14="http://schemas.microsoft.com/office/drawing/2010/main" val="0"/>
+                        </a:ext>
+                      </a:extLst>
+                    </a:blip>
+                    <a:srcRect/>
+                    <a:stretch>
+                      <a:fillRect/>
+                    </a:stretch>
+                  </pic:blipFill>
+                  <pic:spPr bwMode="auto">
+                    <a:xfrm>
+                      <a:off x="0" y="0"/>
+                      <a:ext cx="1835150" cy="2485390"/>
+                    </a:xfrm>
+                    <a:prstGeom prst="rect">
+                      <a:avLst/>
+                    </a:prstGeom>
+                    <a:noFill/>
+                    <a:ln>
+                      <a:noFill/>
+                    </a:ln>
+                  </pic:spPr>
+                </pic:pic>
+              </a:graphicData>
+            </a:graphic>
+          </wp:inline>
+        </w:drawing>
+      </w:r>
+    </w:p>
+    <w:p>
+      <w:pPr>
+        <w:pStyle w:val="PargrafodaLista"/>
+        <w:numPr>
+          <w:ilvl w:val="0"/>
+          <w:numId w:val="6"/>
+        </w:numPr>
+      </w:pPr>
+      <w:r>
+        <w:t>Só passas para a próxima Sala se derrotares</w:t>
+      </w:r>
+      <w:r>
+        <w:t xml:space="preserve"> uma </w:t>
+      </w:r>
+      <w:proofErr w:type="spellStart"/>
+      <w:r>
+        <w:t>Wave</w:t>
+      </w:r>
+      <w:proofErr w:type="spellEnd"/>
+    </w:p>
+    <w:p>
+      <w:pPr>
+        <w:pStyle w:val="PargrafodaLista"/>
+        <w:numPr>
+          <w:ilvl w:val="0"/>
+          <w:numId w:val="6"/>
+        </w:numPr>
+      </w:pPr>
+      <w:r>
+        <w:t xml:space="preserve">Em Cada corredor irá ter um </w:t>
+      </w:r>
+      <w:proofErr w:type="spellStart"/>
+      <w:r>
+        <w:t>bau</w:t>
+      </w:r>
+      <w:proofErr w:type="spellEnd"/>
+    </w:p>
+    <w:p>
+      <w:pPr>
+        <w:pStyle w:val="PargrafodaLista"/>
+        <w:numPr>
+          <w:ilvl w:val="0"/>
+          <w:numId w:val="6"/>
+        </w:numPr>
+      </w:pPr>
+      <w:r>
+        <w:t xml:space="preserve">Para Cada 5 </w:t>
+      </w:r>
+      <w:proofErr w:type="spellStart"/>
+      <w:r>
+        <w:t>Waves</w:t>
+      </w:r>
+      <w:proofErr w:type="spellEnd"/>
+      <w:r>
+        <w:t xml:space="preserve"> haverá uma </w:t>
+      </w:r>
+      <w:proofErr w:type="spellStart"/>
+      <w:r>
+        <w:t>statua</w:t>
+      </w:r>
+      <w:proofErr w:type="spellEnd"/>
+      <w:r>
+        <w:t xml:space="preserve"> para </w:t>
+      </w:r>
+      <w:proofErr w:type="spellStart"/>
+      <w:r>
+        <w:t>Power</w:t>
+      </w:r>
+      <w:proofErr w:type="spellEnd"/>
+      <w:r>
+        <w:t xml:space="preserve"> </w:t>
+      </w:r>
+      <w:proofErr w:type="spellStart"/>
+      <w:r>
+        <w:t>up</w:t>
+      </w:r>
+      <w:proofErr w:type="spellEnd"/>
+      <w:r>
+        <w:t xml:space="preserve"> de </w:t>
+      </w:r>
+      <w:proofErr w:type="spellStart"/>
+      <w:r>
+        <w:t>stats</w:t>
+      </w:r>
+      <w:proofErr w:type="spellEnd"/>
+    </w:p>
+    <w:p>
+      <w:pPr>
+        <w:pStyle w:val="PargrafodaLista"/>
+        <w:numPr>
+          <w:ilvl w:val="0"/>
+          <w:numId w:val="6"/>
+        </w:numPr>
+      </w:pPr>
+      <w:r>
+        <w:rPr>
+          <w:noProof/>
+        </w:rPr>
+        <w:drawing>
+          <wp:anchor distT="0" distB="0" distL="114300" distR="114300" simplePos="0" relativeHeight="251658240" behindDoc="1" locked="0" layoutInCell="1" allowOverlap="1" wp14:anchorId="4528D626" wp14:editId="2D00FAAD">
             <wp:simplePos x="0" y="0"/>
             <wp:positionH relativeFrom="column">
-              <wp:posOffset>4534473</wp:posOffset>
+              <wp:posOffset>352425</wp:posOffset>
             </wp:positionH>
             <wp:positionV relativeFrom="paragraph">
-              <wp:posOffset>2031929</wp:posOffset>
+              <wp:posOffset>131445</wp:posOffset>
             </wp:positionV>
             <wp:extent cx="1474470" cy="3164840"/>
             <wp:effectExtent l="0" t="0" r="0" b="0"/>
@@ -296,7 +691,7 @@
                     </pic:cNvPicPr>
                   </pic:nvPicPr>
                   <pic:blipFill>
-                    <a:blip r:embed="rId5" cstate="print">
+                    <a:blip r:embed="rId9" cstate="print">
                       <a:extLst>
                         <a:ext uri="{28A0092B-C50C-407E-A947-70E740481C1C}">
                           <a14:useLocalDpi xmlns:a14="http://schemas.microsoft.com/office/drawing/2010/main" val="0"/>
@@ -327,142 +722,6 @@
           </wp:anchor>
         </w:drawing>
       </w:r>
-      <w:r>
-        <w:rPr>
-          <w:noProof/>
-        </w:rPr>
-        <w:drawing>
-          <wp:inline distT="0" distB="0" distL="0" distR="0" wp14:anchorId="711C1E5B" wp14:editId="14256468">
-            <wp:extent cx="1835150" cy="2485390"/>
-            <wp:effectExtent l="0" t="0" r="0" b="0"/>
-            <wp:docPr id="1936566268" name="Imagem 1" descr="Coluna com fogo | Vetor Premium"/>
-            <wp:cNvGraphicFramePr>
-              <a:graphicFrameLocks xmlns:a="http://schemas.openxmlformats.org/drawingml/2006/main" noChangeAspect="1"/>
-            </wp:cNvGraphicFramePr>
-            <a:graphic xmlns:a="http://schemas.openxmlformats.org/drawingml/2006/main">
-              <a:graphicData uri="http://schemas.openxmlformats.org/drawingml/2006/picture">
-                <pic:pic xmlns:pic="http://schemas.openxmlformats.org/drawingml/2006/picture">
-                  <pic:nvPicPr>
-                    <pic:cNvPr id="0" name="Picture 1" descr="Coluna com fogo | Vetor Premium"/>
-                    <pic:cNvPicPr>
-                      <a:picLocks noChangeAspect="1" noChangeArrowheads="1"/>
-                    </pic:cNvPicPr>
-                  </pic:nvPicPr>
-                  <pic:blipFill>
-                    <a:blip r:embed="rId6">
-                      <a:extLst>
-                        <a:ext uri="{28A0092B-C50C-407E-A947-70E740481C1C}">
-                          <a14:useLocalDpi xmlns:a14="http://schemas.microsoft.com/office/drawing/2010/main" val="0"/>
-                        </a:ext>
-                      </a:extLst>
-                    </a:blip>
-                    <a:srcRect/>
-                    <a:stretch>
-                      <a:fillRect/>
-                    </a:stretch>
-                  </pic:blipFill>
-                  <pic:spPr bwMode="auto">
-                    <a:xfrm>
-                      <a:off x="0" y="0"/>
-                      <a:ext cx="1835150" cy="2485390"/>
-                    </a:xfrm>
-                    <a:prstGeom prst="rect">
-                      <a:avLst/>
-                    </a:prstGeom>
-                    <a:noFill/>
-                    <a:ln>
-                      <a:noFill/>
-                    </a:ln>
-                  </pic:spPr>
-                </pic:pic>
-              </a:graphicData>
-            </a:graphic>
-          </wp:inline>
-        </w:drawing>
-      </w:r>
-    </w:p>
-    <w:p>
-      <w:pPr>
-        <w:pStyle w:val="PargrafodaLista"/>
-        <w:numPr>
-          <w:ilvl w:val="0"/>
-          <w:numId w:val="6"/>
-        </w:numPr>
-      </w:pPr>
-      <w:r>
-        <w:t>Só passas para a próxima Sala se derrotares</w:t>
-      </w:r>
-      <w:r>
-        <w:t xml:space="preserve"> uma </w:t>
-      </w:r>
-      <w:proofErr w:type="spellStart"/>
-      <w:r>
-        <w:t>Wave</w:t>
-      </w:r>
-      <w:proofErr w:type="spellEnd"/>
-    </w:p>
-    <w:p>
-      <w:pPr>
-        <w:pStyle w:val="PargrafodaLista"/>
-        <w:numPr>
-          <w:ilvl w:val="0"/>
-          <w:numId w:val="6"/>
-        </w:numPr>
-      </w:pPr>
-      <w:r>
-        <w:t xml:space="preserve">Em Cada corredor irá ter um </w:t>
-      </w:r>
-      <w:proofErr w:type="spellStart"/>
-      <w:r>
-        <w:t>bau</w:t>
-      </w:r>
-      <w:proofErr w:type="spellEnd"/>
-    </w:p>
-    <w:p>
-      <w:pPr>
-        <w:pStyle w:val="PargrafodaLista"/>
-        <w:numPr>
-          <w:ilvl w:val="0"/>
-          <w:numId w:val="6"/>
-        </w:numPr>
-      </w:pPr>
-      <w:r>
-        <w:t xml:space="preserve">Para Cada 5 </w:t>
-      </w:r>
-      <w:proofErr w:type="spellStart"/>
-      <w:r>
-        <w:t>Waves</w:t>
-      </w:r>
-      <w:proofErr w:type="spellEnd"/>
-      <w:r>
-        <w:t xml:space="preserve"> haverá uma </w:t>
-      </w:r>
-      <w:proofErr w:type="spellStart"/>
-      <w:r>
-        <w:t>statua</w:t>
-      </w:r>
-      <w:proofErr w:type="spellEnd"/>
-      <w:r>
-        <w:t xml:space="preserve"> para </w:t>
-      </w:r>
-      <w:proofErr w:type="spellStart"/>
-      <w:r>
-        <w:t>Power</w:t>
-      </w:r>
-      <w:proofErr w:type="spellEnd"/>
-      <w:r>
-        <w:t xml:space="preserve"> </w:t>
-      </w:r>
-      <w:proofErr w:type="spellStart"/>
-      <w:r>
-        <w:t>up</w:t>
-      </w:r>
-      <w:proofErr w:type="spellEnd"/>
-    </w:p>
-    <w:p>
-      <w:pPr>
-        <w:pStyle w:val="PargrafodaLista"/>
-      </w:pPr>
     </w:p>
     <w:sectPr>
       <w:pgSz w:w="11906" w:h="16838"/>

--- a/Fire Force.pdf.docx
+++ b/Fire Force.pdf.docx
@@ -167,8 +167,14 @@
           <w:ilvl w:val="2"/>
           <w:numId w:val="1"/>
         </w:numPr>
-      </w:pPr>
-      <w:r>
+        <w:rPr>
+          <w:strike/>
+        </w:rPr>
+      </w:pPr>
+      <w:r>
+        <w:rPr>
+          <w:strike/>
+        </w:rPr>
         <w:drawing>
           <wp:anchor distT="0" distB="0" distL="114300" distR="114300" simplePos="0" relativeHeight="251659264" behindDoc="0" locked="0" layoutInCell="1" allowOverlap="1" wp14:anchorId="43CF998F" wp14:editId="3C6F10AF">
             <wp:simplePos x="0" y="0"/>
@@ -226,10 +232,16 @@
         </w:drawing>
       </w:r>
       <w:r>
+        <w:rPr>
+          <w:strike/>
+        </w:rPr>
         <w:t xml:space="preserve">Fogos Circulares a volta do </w:t>
       </w:r>
       <w:proofErr w:type="spellStart"/>
       <w:r>
+        <w:rPr>
+          <w:strike/>
+        </w:rPr>
         <w:t>player</w:t>
       </w:r>
       <w:proofErr w:type="spellEnd"/>
@@ -241,9 +253,13 @@
           <w:ilvl w:val="2"/>
           <w:numId w:val="1"/>
         </w:numPr>
-      </w:pPr>
-      <w:r>
         <w:rPr>
+          <w:strike/>
+        </w:rPr>
+      </w:pPr>
+      <w:r>
+        <w:rPr>
+          <w:strike/>
           <w:noProof/>
         </w:rPr>
         <w:drawing>
@@ -297,6 +313,9 @@
         </w:drawing>
       </w:r>
       <w:r>
+        <w:rPr>
+          <w:strike/>
+        </w:rPr>
         <w:t xml:space="preserve">Pequenas Explosões </w:t>
       </w:r>
     </w:p>
@@ -307,11 +326,20 @@
           <w:ilvl w:val="2"/>
           <w:numId w:val="1"/>
         </w:numPr>
-      </w:pPr>
-      <w:r>
+        <w:rPr>
+          <w:strike/>
+        </w:rPr>
+      </w:pPr>
+      <w:r>
+        <w:rPr>
+          <w:strike/>
+        </w:rPr>
         <w:t xml:space="preserve">Tiros </w:t>
       </w:r>
       <w:r>
+        <w:rPr>
+          <w:strike/>
+        </w:rPr>
         <w:t>De Fogo</w:t>
       </w:r>
     </w:p>
@@ -322,8 +350,14 @@
           <w:ilvl w:val="2"/>
           <w:numId w:val="1"/>
         </w:numPr>
-      </w:pPr>
-      <w:r>
+        <w:rPr>
+          <w:strike/>
+        </w:rPr>
+      </w:pPr>
+      <w:r>
+        <w:rPr>
+          <w:strike/>
+        </w:rPr>
         <w:drawing>
           <wp:anchor distT="0" distB="0" distL="114300" distR="114300" simplePos="0" relativeHeight="251661312" behindDoc="0" locked="0" layoutInCell="1" allowOverlap="1" wp14:anchorId="56763F12" wp14:editId="1704741D">
             <wp:simplePos x="0" y="0"/>
@@ -381,6 +415,9 @@
         </w:drawing>
       </w:r>
       <w:r>
+        <w:rPr>
+          <w:strike/>
+        </w:rPr>
         <w:t>Lança Chamas</w:t>
       </w:r>
     </w:p>
@@ -391,8 +428,14 @@
           <w:ilvl w:val="2"/>
           <w:numId w:val="1"/>
         </w:numPr>
-      </w:pPr>
-      <w:r>
+        <w:rPr>
+          <w:strike/>
+        </w:rPr>
+      </w:pPr>
+      <w:r>
+        <w:rPr>
+          <w:strike/>
+        </w:rPr>
         <w:t>Ataque de perto</w:t>
       </w:r>
     </w:p>

--- a/Fire Force.pdf.docx
+++ b/Fire Force.pdf.docx
@@ -47,7 +47,10 @@
         </w:numPr>
       </w:pPr>
       <w:r>
-        <w:t>6 Poderes disponíveis – só 3 podem ser usados</w:t>
+        <w:t>5</w:t>
+      </w:r>
+      <w:r>
+        <w:t xml:space="preserve"> Poderes disponíveis – só 3 podem ser usados</w:t>
       </w:r>
     </w:p>
     <w:p>
@@ -59,27 +62,15 @@
         </w:numPr>
       </w:pPr>
       <w:r>
-        <w:t xml:space="preserve">Cada </w:t>
+        <w:t xml:space="preserve">A cada Round </w:t>
       </w:r>
       <w:proofErr w:type="spellStart"/>
       <w:r>
-        <w:t>bau</w:t>
+        <w:t>pod</w:t>
       </w:r>
       <w:proofErr w:type="spellEnd"/>
       <w:r>
-        <w:t xml:space="preserve"> da opção 3 cartas para escolher 1 delas </w:t>
-      </w:r>
-    </w:p>
-    <w:p>
-      <w:pPr>
-        <w:pStyle w:val="PargrafodaLista"/>
-        <w:numPr>
-          <w:ilvl w:val="0"/>
-          <w:numId w:val="1"/>
-        </w:numPr>
-      </w:pPr>
-      <w:r>
-        <w:t xml:space="preserve">Cada Carta Pode ter </w:t>
+        <w:t xml:space="preserve"> escolher um poder</w:t>
       </w:r>
     </w:p>
     <w:p>
@@ -90,9 +81,19 @@
           <w:numId w:val="1"/>
         </w:numPr>
       </w:pPr>
-      <w:r>
-        <w:t>Recuperação de vida</w:t>
-      </w:r>
+      <w:proofErr w:type="spellStart"/>
+      <w:r>
+        <w:t>Power</w:t>
+      </w:r>
+      <w:proofErr w:type="spellEnd"/>
+      <w:r>
+        <w:t xml:space="preserve"> </w:t>
+      </w:r>
+      <w:proofErr w:type="spellStart"/>
+      <w:r>
+        <w:t>Attack</w:t>
+      </w:r>
+      <w:proofErr w:type="spellEnd"/>
     </w:p>
     <w:p>
       <w:pPr>
@@ -103,11 +104,13 @@
         </w:numPr>
       </w:pPr>
       <w:r>
-        <w:t>Carvão – 70%</w:t>
-      </w:r>
-      <w:r>
-        <w:t xml:space="preserve"> vida</w:t>
-      </w:r>
+        <w:t xml:space="preserve">Fogos Circulares a volta do </w:t>
+      </w:r>
+      <w:proofErr w:type="spellStart"/>
+      <w:r>
+        <w:t>player</w:t>
+      </w:r>
+      <w:proofErr w:type="spellEnd"/>
     </w:p>
     <w:p>
       <w:pPr>
@@ -118,10 +121,7 @@
         </w:numPr>
       </w:pPr>
       <w:r>
-        <w:t>Tronco – 50%</w:t>
-      </w:r>
-      <w:r>
-        <w:t xml:space="preserve"> vida</w:t>
+        <w:t xml:space="preserve">Pequenas Explosões </w:t>
       </w:r>
     </w:p>
     <w:p>
@@ -133,33 +133,19 @@
         </w:numPr>
       </w:pPr>
       <w:r>
-        <w:t>Folha – 30%</w:t>
-      </w:r>
-      <w:r>
-        <w:t xml:space="preserve"> vida </w:t>
-      </w:r>
-    </w:p>
-    <w:p>
-      <w:pPr>
-        <w:pStyle w:val="PargrafodaLista"/>
-        <w:numPr>
-          <w:ilvl w:val="1"/>
-          <w:numId w:val="1"/>
-        </w:numPr>
-      </w:pPr>
+        <w:t xml:space="preserve">Tiros </w:t>
+      </w:r>
+      <w:r>
+        <w:t xml:space="preserve">de fogo em </w:t>
+      </w:r>
       <w:proofErr w:type="spellStart"/>
       <w:r>
-        <w:t>Power</w:t>
+        <w:t>direçao</w:t>
       </w:r>
       <w:proofErr w:type="spellEnd"/>
       <w:r>
-        <w:t xml:space="preserve"> </w:t>
-      </w:r>
-      <w:proofErr w:type="spellStart"/>
-      <w:r>
-        <w:t>Attack</w:t>
-      </w:r>
-      <w:proofErr w:type="spellEnd"/>
+        <w:t xml:space="preserve"> ao rato</w:t>
+      </w:r>
     </w:p>
     <w:p>
       <w:pPr>
@@ -170,13 +156,16 @@
         </w:numPr>
       </w:pPr>
       <w:r>
-        <w:t xml:space="preserve">Fogos Circulares a volta do </w:t>
+        <w:t xml:space="preserve">Espada de fogo em direção </w:t>
       </w:r>
       <w:proofErr w:type="spellStart"/>
       <w:r>
-        <w:t>player</w:t>
+        <w:t>aao</w:t>
       </w:r>
       <w:proofErr w:type="spellEnd"/>
+      <w:r>
+        <w:t xml:space="preserve"> rato</w:t>
+      </w:r>
     </w:p>
     <w:p>
       <w:pPr>
@@ -187,283 +176,141 @@
         </w:numPr>
       </w:pPr>
       <w:r>
-        <w:t xml:space="preserve">Pequenas Explosões </w:t>
-      </w:r>
-    </w:p>
-    <w:p>
-      <w:pPr>
-        <w:pStyle w:val="PargrafodaLista"/>
-        <w:numPr>
-          <w:ilvl w:val="2"/>
-          <w:numId w:val="1"/>
-        </w:numPr>
-      </w:pPr>
-      <w:r>
-        <w:t>Tiros Ricocheteiam entre inimigos</w:t>
-      </w:r>
-    </w:p>
-    <w:p>
-      <w:pPr>
-        <w:pStyle w:val="PargrafodaLista"/>
-        <w:numPr>
-          <w:ilvl w:val="0"/>
-          <w:numId w:val="1"/>
-        </w:numPr>
-      </w:pPr>
+        <w:t xml:space="preserve">Lança chamas circulares a volta do </w:t>
+      </w:r>
       <w:proofErr w:type="spellStart"/>
       <w:r>
-        <w:t>Power</w:t>
-      </w:r>
-      <w:proofErr w:type="spellEnd"/>
-      <w:r>
-        <w:t xml:space="preserve"> </w:t>
-      </w:r>
-      <w:proofErr w:type="spellStart"/>
-      <w:r>
-        <w:t>ups</w:t>
-      </w:r>
-      <w:proofErr w:type="spellEnd"/>
-      <w:r>
-        <w:t xml:space="preserve"> – Dano ou Vida</w:t>
-      </w:r>
-    </w:p>
-    <w:p>
-      <w:pPr>
-        <w:pStyle w:val="Subttulo"/>
-      </w:pPr>
-      <w:r>
-        <w:t>Mecânicas Mapas</w:t>
-      </w:r>
-    </w:p>
-    <w:p>
-      <w:pPr>
-        <w:pStyle w:val="PargrafodaLista"/>
-        <w:numPr>
-          <w:ilvl w:val="0"/>
-          <w:numId w:val="6"/>
-        </w:numPr>
-      </w:pPr>
-      <w:r>
-        <w:t xml:space="preserve">Salas Ligadas entre corredores </w:t>
-      </w:r>
-    </w:p>
-    <w:p>
-      <w:pPr>
-        <w:pStyle w:val="PargrafodaLista"/>
-        <w:numPr>
-          <w:ilvl w:val="0"/>
-          <w:numId w:val="6"/>
-        </w:numPr>
-      </w:pPr>
-      <w:r>
-        <w:t>Cada Sala terá um</w:t>
-      </w:r>
-      <w:r>
-        <w:t>a Coluna de fogo</w:t>
-      </w:r>
-    </w:p>
-    <w:p>
-      <w:pPr>
-        <w:pStyle w:val="PargrafodaLista"/>
-      </w:pPr>
-      <w:r>
-        <w:rPr>
-          <w:noProof/>
-        </w:rPr>
-        <w:drawing>
-          <wp:anchor distT="0" distB="0" distL="114300" distR="114300" simplePos="0" relativeHeight="251658240" behindDoc="1" locked="0" layoutInCell="1" allowOverlap="1" wp14:anchorId="4528D626" wp14:editId="0A2FF471">
-            <wp:simplePos x="0" y="0"/>
-            <wp:positionH relativeFrom="column">
-              <wp:posOffset>4534473</wp:posOffset>
-            </wp:positionH>
-            <wp:positionV relativeFrom="paragraph">
-              <wp:posOffset>2031929</wp:posOffset>
-            </wp:positionV>
-            <wp:extent cx="1474470" cy="3164840"/>
-            <wp:effectExtent l="0" t="0" r="0" b="0"/>
-            <wp:wrapNone/>
-            <wp:docPr id="1260787439" name="Imagem 2" descr="Angel Statue 2D Game Art Stock Illustration | Adobe Stock"/>
-            <wp:cNvGraphicFramePr>
-              <a:graphicFrameLocks xmlns:a="http://schemas.openxmlformats.org/drawingml/2006/main" noChangeAspect="1"/>
-            </wp:cNvGraphicFramePr>
-            <a:graphic xmlns:a="http://schemas.openxmlformats.org/drawingml/2006/main">
-              <a:graphicData uri="http://schemas.openxmlformats.org/drawingml/2006/picture">
-                <pic:pic xmlns:pic="http://schemas.openxmlformats.org/drawingml/2006/picture">
-                  <pic:nvPicPr>
-                    <pic:cNvPr id="0" name="Picture 3" descr="Angel Statue 2D Game Art Stock Illustration | Adobe Stock"/>
-                    <pic:cNvPicPr>
-                      <a:picLocks noChangeAspect="1" noChangeArrowheads="1"/>
-                    </pic:cNvPicPr>
-                  </pic:nvPicPr>
-                  <pic:blipFill>
-                    <a:blip r:embed="rId5" cstate="print">
-                      <a:extLst>
-                        <a:ext uri="{28A0092B-C50C-407E-A947-70E740481C1C}">
-                          <a14:useLocalDpi xmlns:a14="http://schemas.microsoft.com/office/drawing/2010/main" val="0"/>
-                        </a:ext>
-                      </a:extLst>
-                    </a:blip>
-                    <a:srcRect/>
-                    <a:stretch>
-                      <a:fillRect/>
-                    </a:stretch>
-                  </pic:blipFill>
-                  <pic:spPr bwMode="auto">
-                    <a:xfrm>
-                      <a:off x="0" y="0"/>
-                      <a:ext cx="1474470" cy="3164840"/>
-                    </a:xfrm>
-                    <a:prstGeom prst="rect">
-                      <a:avLst/>
-                    </a:prstGeom>
-                    <a:noFill/>
-                    <a:ln>
-                      <a:noFill/>
-                    </a:ln>
-                  </pic:spPr>
-                </pic:pic>
-              </a:graphicData>
-            </a:graphic>
-          </wp:anchor>
-        </w:drawing>
-      </w:r>
-      <w:r>
-        <w:rPr>
-          <w:noProof/>
-        </w:rPr>
-        <w:drawing>
-          <wp:inline distT="0" distB="0" distL="0" distR="0" wp14:anchorId="711C1E5B" wp14:editId="14256468">
-            <wp:extent cx="1835150" cy="2485390"/>
-            <wp:effectExtent l="0" t="0" r="0" b="0"/>
-            <wp:docPr id="1936566268" name="Imagem 1" descr="Coluna com fogo | Vetor Premium"/>
-            <wp:cNvGraphicFramePr>
-              <a:graphicFrameLocks xmlns:a="http://schemas.openxmlformats.org/drawingml/2006/main" noChangeAspect="1"/>
-            </wp:cNvGraphicFramePr>
-            <a:graphic xmlns:a="http://schemas.openxmlformats.org/drawingml/2006/main">
-              <a:graphicData uri="http://schemas.openxmlformats.org/drawingml/2006/picture">
-                <pic:pic xmlns:pic="http://schemas.openxmlformats.org/drawingml/2006/picture">
-                  <pic:nvPicPr>
-                    <pic:cNvPr id="0" name="Picture 1" descr="Coluna com fogo | Vetor Premium"/>
-                    <pic:cNvPicPr>
-                      <a:picLocks noChangeAspect="1" noChangeArrowheads="1"/>
-                    </pic:cNvPicPr>
-                  </pic:nvPicPr>
-                  <pic:blipFill>
-                    <a:blip r:embed="rId6">
-                      <a:extLst>
-                        <a:ext uri="{28A0092B-C50C-407E-A947-70E740481C1C}">
-                          <a14:useLocalDpi xmlns:a14="http://schemas.microsoft.com/office/drawing/2010/main" val="0"/>
-                        </a:ext>
-                      </a:extLst>
-                    </a:blip>
-                    <a:srcRect/>
-                    <a:stretch>
-                      <a:fillRect/>
-                    </a:stretch>
-                  </pic:blipFill>
-                  <pic:spPr bwMode="auto">
-                    <a:xfrm>
-                      <a:off x="0" y="0"/>
-                      <a:ext cx="1835150" cy="2485390"/>
-                    </a:xfrm>
-                    <a:prstGeom prst="rect">
-                      <a:avLst/>
-                    </a:prstGeom>
-                    <a:noFill/>
-                    <a:ln>
-                      <a:noFill/>
-                    </a:ln>
-                  </pic:spPr>
-                </pic:pic>
-              </a:graphicData>
-            </a:graphic>
-          </wp:inline>
-        </w:drawing>
-      </w:r>
-    </w:p>
-    <w:p>
-      <w:pPr>
-        <w:pStyle w:val="PargrafodaLista"/>
-        <w:numPr>
-          <w:ilvl w:val="0"/>
-          <w:numId w:val="6"/>
-        </w:numPr>
-      </w:pPr>
-      <w:r>
-        <w:t>Só passas para a próxima Sala se derrotares</w:t>
-      </w:r>
-      <w:r>
-        <w:t xml:space="preserve"> uma </w:t>
-      </w:r>
-      <w:proofErr w:type="spellStart"/>
-      <w:r>
-        <w:t>Wave</w:t>
+        <w:t>player</w:t>
       </w:r>
       <w:proofErr w:type="spellEnd"/>
     </w:p>
     <w:p>
       <w:pPr>
-        <w:pStyle w:val="PargrafodaLista"/>
-        <w:numPr>
-          <w:ilvl w:val="0"/>
-          <w:numId w:val="6"/>
-        </w:numPr>
-      </w:pPr>
-      <w:r>
-        <w:t xml:space="preserve">Em Cada corredor irá ter um </w:t>
-      </w:r>
-      <w:proofErr w:type="spellStart"/>
-      <w:r>
-        <w:t>bau</w:t>
-      </w:r>
-      <w:proofErr w:type="spellEnd"/>
+        <w:pStyle w:val="Subttulo"/>
+      </w:pPr>
+      <w:r>
+        <w:t>Resumo</w:t>
+      </w:r>
     </w:p>
     <w:p>
-      <w:pPr>
-        <w:pStyle w:val="PargrafodaLista"/>
-        <w:numPr>
-          <w:ilvl w:val="0"/>
-          <w:numId w:val="6"/>
-        </w:numPr>
-      </w:pPr>
-      <w:r>
-        <w:t xml:space="preserve">Para Cada 5 </w:t>
-      </w:r>
-      <w:proofErr w:type="spellStart"/>
-      <w:r>
-        <w:t>Waves</w:t>
-      </w:r>
-      <w:proofErr w:type="spellEnd"/>
-      <w:r>
-        <w:t xml:space="preserve"> haverá uma </w:t>
-      </w:r>
-      <w:proofErr w:type="spellStart"/>
-      <w:r>
-        <w:t>statua</w:t>
-      </w:r>
-      <w:proofErr w:type="spellEnd"/>
-      <w:r>
-        <w:t xml:space="preserve"> para </w:t>
-      </w:r>
-      <w:proofErr w:type="spellStart"/>
-      <w:r>
-        <w:t>Power</w:t>
-      </w:r>
-      <w:proofErr w:type="spellEnd"/>
-      <w:r>
-        <w:t xml:space="preserve"> </w:t>
-      </w:r>
-      <w:proofErr w:type="spellStart"/>
-      <w:r>
-        <w:t>up</w:t>
-      </w:r>
-      <w:proofErr w:type="spellEnd"/>
+      <w:r>
+        <w:t>Ligar as torres com a sua chama.</w:t>
+      </w:r>
     </w:p>
     <w:p>
-      <w:pPr>
-        <w:pStyle w:val="PargrafodaLista"/>
-      </w:pPr>
+      <w:r>
+        <w:t xml:space="preserve">Ao ligar inimigos iram tentar apagar o fogo e o </w:t>
+      </w:r>
+      <w:proofErr w:type="spellStart"/>
+      <w:r>
+        <w:t>player</w:t>
+      </w:r>
+      <w:proofErr w:type="spellEnd"/>
+      <w:r>
+        <w:t xml:space="preserve"> irá tentar evaporar os inimigos com os poderes adquiridos pelas cartas</w:t>
+      </w:r>
     </w:p>
+    <w:p>
+      <w:r>
+        <w:t xml:space="preserve">Ao matar todos os Inimigos, o </w:t>
+      </w:r>
+      <w:proofErr w:type="spellStart"/>
+      <w:r>
+        <w:t>player</w:t>
+      </w:r>
+      <w:proofErr w:type="spellEnd"/>
+      <w:r>
+        <w:t xml:space="preserve"> terá a opção de escolher dentro de 3 cartas de poderes</w:t>
+      </w:r>
+    </w:p>
+    <w:p>
+      <w:r>
+        <w:t xml:space="preserve">Ao escolheres 3 poderes </w:t>
+      </w:r>
+      <w:proofErr w:type="spellStart"/>
+      <w:r>
+        <w:t>so</w:t>
+      </w:r>
+      <w:proofErr w:type="spellEnd"/>
+      <w:r>
+        <w:t xml:space="preserve"> aparecerá cartas com poderes já escolhidos para fazer upgrade</w:t>
+      </w:r>
+    </w:p>
+    <w:p>
+      <w:r>
+        <w:t xml:space="preserve">A cada </w:t>
+      </w:r>
+      <w:proofErr w:type="spellStart"/>
+      <w:r>
+        <w:t>Wave</w:t>
+      </w:r>
+      <w:proofErr w:type="spellEnd"/>
+      <w:r>
+        <w:t xml:space="preserve"> vai aumentar os inimigos em +1</w:t>
+      </w:r>
+    </w:p>
+    <w:p/>
+    <w:p>
+      <w:pPr>
+        <w:pStyle w:val="Subttulo"/>
+      </w:pPr>
+      <w:r>
+        <w:t xml:space="preserve"> Previsões de jogo</w:t>
+      </w:r>
+    </w:p>
+    <w:p>
+      <w:r>
+        <w:t>Haverá mais cartas como por exemplo recuperação de vida sendo que estas apareceram sempre na escolha de cartas mesmo com os poderes no máximo</w:t>
+      </w:r>
+    </w:p>
+    <w:p>
+      <w:r>
+        <w:t>Haverá também upgrade ao dano base e vida a cada 5 rounds</w:t>
+      </w:r>
+    </w:p>
+    <w:p/>
+    <w:p>
+      <w:pPr>
+        <w:pStyle w:val="Subttulo"/>
+      </w:pPr>
+      <w:r>
+        <w:t>Comandos importantes</w:t>
+      </w:r>
+    </w:p>
+    <w:p>
+      <w:r>
+        <w:t xml:space="preserve">Shift </w:t>
+      </w:r>
+      <w:r>
+        <w:t>–</w:t>
+      </w:r>
+      <w:r>
+        <w:t xml:space="preserve"> </w:t>
+      </w:r>
+      <w:r>
+        <w:t xml:space="preserve">Upgrade a todos os poderes </w:t>
+      </w:r>
+    </w:p>
+    <w:p>
+      <w:proofErr w:type="spellStart"/>
+      <w:r>
+        <w:t>Space</w:t>
+      </w:r>
+      <w:proofErr w:type="spellEnd"/>
+      <w:r>
+        <w:t xml:space="preserve"> – </w:t>
+      </w:r>
+      <w:proofErr w:type="spellStart"/>
+      <w:r>
+        <w:t>reseta</w:t>
+      </w:r>
+      <w:proofErr w:type="spellEnd"/>
+      <w:r>
+        <w:t xml:space="preserve"> os poderes</w:t>
+      </w:r>
+    </w:p>
+    <w:p/>
+    <w:p/>
     <w:sectPr>
       <w:pgSz w:w="11906" w:h="16838"/>
       <w:pgMar w:top="1417" w:right="1701" w:bottom="1417" w:left="1701" w:header="708" w:footer="708" w:gutter="0"/>
@@ -703,6 +550,119 @@
     </w:lvl>
   </w:abstractNum>
   <w:abstractNum w:abstractNumId="2" w15:restartNumberingAfterBreak="0">
+    <w:nsid w:val="252359F0"/>
+    <w:multiLevelType w:val="hybridMultilevel"/>
+    <w:tmpl w:val="0DEEE9B2"/>
+    <w:lvl w:ilvl="0" w:tplc="08160001">
+      <w:start w:val="1"/>
+      <w:numFmt w:val="bullet"/>
+      <w:lvlText w:val=""/>
+      <w:lvlJc w:val="left"/>
+      <w:pPr>
+        <w:ind w:left="1440" w:hanging="360"/>
+      </w:pPr>
+      <w:rPr>
+        <w:rFonts w:ascii="Symbol" w:hAnsi="Symbol" w:hint="default"/>
+      </w:rPr>
+    </w:lvl>
+    <w:lvl w:ilvl="1" w:tplc="08160003" w:tentative="1">
+      <w:start w:val="1"/>
+      <w:numFmt w:val="bullet"/>
+      <w:lvlText w:val="o"/>
+      <w:lvlJc w:val="left"/>
+      <w:pPr>
+        <w:ind w:left="2160" w:hanging="360"/>
+      </w:pPr>
+      <w:rPr>
+        <w:rFonts w:ascii="Courier New" w:hAnsi="Courier New" w:cs="Courier New" w:hint="default"/>
+      </w:rPr>
+    </w:lvl>
+    <w:lvl w:ilvl="2" w:tplc="08160005" w:tentative="1">
+      <w:start w:val="1"/>
+      <w:numFmt w:val="bullet"/>
+      <w:lvlText w:val=""/>
+      <w:lvlJc w:val="left"/>
+      <w:pPr>
+        <w:ind w:left="2880" w:hanging="360"/>
+      </w:pPr>
+      <w:rPr>
+        <w:rFonts w:ascii="Wingdings" w:hAnsi="Wingdings" w:hint="default"/>
+      </w:rPr>
+    </w:lvl>
+    <w:lvl w:ilvl="3" w:tplc="08160001" w:tentative="1">
+      <w:start w:val="1"/>
+      <w:numFmt w:val="bullet"/>
+      <w:lvlText w:val=""/>
+      <w:lvlJc w:val="left"/>
+      <w:pPr>
+        <w:ind w:left="3600" w:hanging="360"/>
+      </w:pPr>
+      <w:rPr>
+        <w:rFonts w:ascii="Symbol" w:hAnsi="Symbol" w:hint="default"/>
+      </w:rPr>
+    </w:lvl>
+    <w:lvl w:ilvl="4" w:tplc="08160003" w:tentative="1">
+      <w:start w:val="1"/>
+      <w:numFmt w:val="bullet"/>
+      <w:lvlText w:val="o"/>
+      <w:lvlJc w:val="left"/>
+      <w:pPr>
+        <w:ind w:left="4320" w:hanging="360"/>
+      </w:pPr>
+      <w:rPr>
+        <w:rFonts w:ascii="Courier New" w:hAnsi="Courier New" w:cs="Courier New" w:hint="default"/>
+      </w:rPr>
+    </w:lvl>
+    <w:lvl w:ilvl="5" w:tplc="08160005" w:tentative="1">
+      <w:start w:val="1"/>
+      <w:numFmt w:val="bullet"/>
+      <w:lvlText w:val=""/>
+      <w:lvlJc w:val="left"/>
+      <w:pPr>
+        <w:ind w:left="5040" w:hanging="360"/>
+      </w:pPr>
+      <w:rPr>
+        <w:rFonts w:ascii="Wingdings" w:hAnsi="Wingdings" w:hint="default"/>
+      </w:rPr>
+    </w:lvl>
+    <w:lvl w:ilvl="6" w:tplc="08160001" w:tentative="1">
+      <w:start w:val="1"/>
+      <w:numFmt w:val="bullet"/>
+      <w:lvlText w:val=""/>
+      <w:lvlJc w:val="left"/>
+      <w:pPr>
+        <w:ind w:left="5760" w:hanging="360"/>
+      </w:pPr>
+      <w:rPr>
+        <w:rFonts w:ascii="Symbol" w:hAnsi="Symbol" w:hint="default"/>
+      </w:rPr>
+    </w:lvl>
+    <w:lvl w:ilvl="7" w:tplc="08160003" w:tentative="1">
+      <w:start w:val="1"/>
+      <w:numFmt w:val="bullet"/>
+      <w:lvlText w:val="o"/>
+      <w:lvlJc w:val="left"/>
+      <w:pPr>
+        <w:ind w:left="6480" w:hanging="360"/>
+      </w:pPr>
+      <w:rPr>
+        <w:rFonts w:ascii="Courier New" w:hAnsi="Courier New" w:cs="Courier New" w:hint="default"/>
+      </w:rPr>
+    </w:lvl>
+    <w:lvl w:ilvl="8" w:tplc="08160005" w:tentative="1">
+      <w:start w:val="1"/>
+      <w:numFmt w:val="bullet"/>
+      <w:lvlText w:val=""/>
+      <w:lvlJc w:val="left"/>
+      <w:pPr>
+        <w:ind w:left="7200" w:hanging="360"/>
+      </w:pPr>
+      <w:rPr>
+        <w:rFonts w:ascii="Wingdings" w:hAnsi="Wingdings" w:hint="default"/>
+      </w:rPr>
+    </w:lvl>
+  </w:abstractNum>
+  <w:abstractNum w:abstractNumId="3" w15:restartNumberingAfterBreak="0">
     <w:nsid w:val="283A672C"/>
     <w:multiLevelType w:val="hybridMultilevel"/>
     <w:tmpl w:val="C2AA78F2"/>
@@ -815,7 +775,7 @@
       </w:rPr>
     </w:lvl>
   </w:abstractNum>
-  <w:abstractNum w:abstractNumId="3" w15:restartNumberingAfterBreak="0">
+  <w:abstractNum w:abstractNumId="4" w15:restartNumberingAfterBreak="0">
     <w:nsid w:val="3CEB434C"/>
     <w:multiLevelType w:val="hybridMultilevel"/>
     <w:tmpl w:val="ED3A853A"/>
@@ -928,7 +888,7 @@
       </w:rPr>
     </w:lvl>
   </w:abstractNum>
-  <w:abstractNum w:abstractNumId="4" w15:restartNumberingAfterBreak="0">
+  <w:abstractNum w:abstractNumId="5" w15:restartNumberingAfterBreak="0">
     <w:nsid w:val="3FD106C4"/>
     <w:multiLevelType w:val="hybridMultilevel"/>
     <w:tmpl w:val="5A5844A8"/>
@@ -1041,7 +1001,7 @@
       </w:rPr>
     </w:lvl>
   </w:abstractNum>
-  <w:abstractNum w:abstractNumId="5" w15:restartNumberingAfterBreak="0">
+  <w:abstractNum w:abstractNumId="6" w15:restartNumberingAfterBreak="0">
     <w:nsid w:val="7C2442AD"/>
     <w:multiLevelType w:val="hybridMultilevel"/>
     <w:tmpl w:val="4DE841CA"/>
@@ -1158,19 +1118,22 @@
     <w:abstractNumId w:val="0"/>
   </w:num>
   <w:num w:numId="2" w16cid:durableId="819804858">
-    <w:abstractNumId w:val="4"/>
+    <w:abstractNumId w:val="5"/>
   </w:num>
   <w:num w:numId="3" w16cid:durableId="23677233">
     <w:abstractNumId w:val="1"/>
   </w:num>
   <w:num w:numId="4" w16cid:durableId="794757581">
-    <w:abstractNumId w:val="2"/>
+    <w:abstractNumId w:val="3"/>
   </w:num>
   <w:num w:numId="5" w16cid:durableId="563293326">
-    <w:abstractNumId w:val="5"/>
+    <w:abstractNumId w:val="6"/>
   </w:num>
   <w:num w:numId="6" w16cid:durableId="1176651725">
-    <w:abstractNumId w:val="3"/>
+    <w:abstractNumId w:val="4"/>
+  </w:num>
+  <w:num w:numId="7" w16cid:durableId="1808356995">
+    <w:abstractNumId w:val="2"/>
   </w:num>
 </w:numbering>
 </file>
